--- a/02_Article/ieee_systems/DisasterAware_TitlePage.docx
+++ b/02_Article/ieee_systems/DisasterAware_TitlePage.docx
@@ -7,6 +7,7 @@
         <w:spacing w:after="200"/>
         <w:jc w:val="right"/>
       </w:pPr>
+      <w:proofErr w:type="spellStart"/>
       <w:r>
         <w:rPr>
           <w:i/>
@@ -14,8 +15,29 @@
           <w:sz w:val="18"/>
           <w:szCs w:val="18"/>
         </w:rPr>
-        <w:t>Title Page</w:t>
-      </w:r>
+        <w:t>Title</w:t>
+      </w:r>
+      <w:proofErr w:type="spellEnd"/>
+      <w:r>
+        <w:rPr>
+          <w:i/>
+          <w:iCs/>
+          <w:sz w:val="18"/>
+          <w:szCs w:val="18"/>
+        </w:rPr>
+        <w:t xml:space="preserve"> </w:t>
+      </w:r>
+      <w:proofErr w:type="spellStart"/>
+      <w:r>
+        <w:rPr>
+          <w:i/>
+          <w:iCs/>
+          <w:sz w:val="18"/>
+          <w:szCs w:val="18"/>
+        </w:rPr>
+        <w:t>Page</w:t>
+      </w:r>
+      <w:proofErr w:type="spellEnd"/>
     </w:p>
     <w:p>
       <w:pPr>
@@ -29,8 +51,159 @@
           <w:sz w:val="28"/>
           <w:szCs w:val="28"/>
         </w:rPr>
-        <w:t>DisasterAware: AI Enhanced Concept-Based Fuzzy Reasoning for Scalable Wildfire Decision Support</w:t>
-      </w:r>
+        <w:t xml:space="preserve">A </w:t>
+      </w:r>
+      <w:proofErr w:type="spellStart"/>
+      <w:r>
+        <w:rPr>
+          <w:b/>
+          <w:bCs/>
+          <w:sz w:val="28"/>
+          <w:szCs w:val="28"/>
+        </w:rPr>
+        <w:t>Decision</w:t>
+      </w:r>
+      <w:proofErr w:type="spellEnd"/>
+      <w:r>
+        <w:rPr>
+          <w:b/>
+          <w:bCs/>
+          <w:sz w:val="28"/>
+          <w:szCs w:val="28"/>
+        </w:rPr>
+        <w:t xml:space="preserve"> </w:t>
+      </w:r>
+      <w:proofErr w:type="spellStart"/>
+      <w:r>
+        <w:rPr>
+          <w:b/>
+          <w:bCs/>
+          <w:sz w:val="28"/>
+          <w:szCs w:val="28"/>
+        </w:rPr>
+        <w:t>Support</w:t>
+      </w:r>
+      <w:proofErr w:type="spellEnd"/>
+      <w:r>
+        <w:rPr>
+          <w:b/>
+          <w:bCs/>
+          <w:sz w:val="28"/>
+          <w:szCs w:val="28"/>
+        </w:rPr>
+        <w:t xml:space="preserve"> Architecture </w:t>
+      </w:r>
+      <w:proofErr w:type="spellStart"/>
+      <w:r>
+        <w:rPr>
+          <w:b/>
+          <w:bCs/>
+          <w:sz w:val="28"/>
+          <w:szCs w:val="28"/>
+        </w:rPr>
+        <w:t>With</w:t>
+      </w:r>
+      <w:proofErr w:type="spellEnd"/>
+      <w:r>
+        <w:rPr>
+          <w:b/>
+          <w:bCs/>
+          <w:sz w:val="28"/>
+          <w:szCs w:val="28"/>
+        </w:rPr>
+        <w:t xml:space="preserve"> a </w:t>
+      </w:r>
+      <w:proofErr w:type="spellStart"/>
+      <w:r>
+        <w:rPr>
+          <w:b/>
+          <w:bCs/>
+          <w:sz w:val="28"/>
+          <w:szCs w:val="28"/>
+        </w:rPr>
+        <w:t>Verified</w:t>
+      </w:r>
+      <w:proofErr w:type="spellEnd"/>
+      <w:r>
+        <w:rPr>
+          <w:b/>
+          <w:bCs/>
+          <w:sz w:val="28"/>
+          <w:szCs w:val="28"/>
+        </w:rPr>
+        <w:t xml:space="preserve"> Open </w:t>
+      </w:r>
+      <w:proofErr w:type="spellStart"/>
+      <w:r>
+        <w:rPr>
+          <w:b/>
+          <w:bCs/>
+          <w:sz w:val="28"/>
+          <w:szCs w:val="28"/>
+        </w:rPr>
+        <w:t>Decision</w:t>
+      </w:r>
+      <w:proofErr w:type="spellEnd"/>
+      <w:r>
+        <w:rPr>
+          <w:b/>
+          <w:bCs/>
+          <w:sz w:val="28"/>
+          <w:szCs w:val="28"/>
+        </w:rPr>
+        <w:t xml:space="preserve"> Space </w:t>
+      </w:r>
+      <w:proofErr w:type="spellStart"/>
+      <w:r>
+        <w:rPr>
+          <w:b/>
+          <w:bCs/>
+          <w:sz w:val="28"/>
+          <w:szCs w:val="28"/>
+        </w:rPr>
+        <w:t>for</w:t>
+      </w:r>
+      <w:proofErr w:type="spellEnd"/>
+      <w:r>
+        <w:rPr>
+          <w:b/>
+          <w:bCs/>
+          <w:sz w:val="28"/>
+          <w:szCs w:val="28"/>
+        </w:rPr>
+        <w:t xml:space="preserve"> </w:t>
+      </w:r>
+      <w:proofErr w:type="spellStart"/>
+      <w:r>
+        <w:rPr>
+          <w:b/>
+          <w:bCs/>
+          <w:sz w:val="28"/>
+          <w:szCs w:val="28"/>
+        </w:rPr>
+        <w:t>Wildfire</w:t>
+      </w:r>
+      <w:proofErr w:type="spellEnd"/>
+      <w:r>
+        <w:rPr>
+          <w:b/>
+          <w:bCs/>
+          <w:sz w:val="28"/>
+          <w:szCs w:val="28"/>
+        </w:rPr>
+        <w:t xml:space="preserve"> </w:t>
+      </w:r>
+      <w:proofErr w:type="spellStart"/>
+      <w:r>
+        <w:rPr>
+          <w:b/>
+          <w:bCs/>
+          <w:sz w:val="28"/>
+          <w:szCs w:val="28"/>
+        </w:rPr>
+        <w:t>Response</w:t>
+      </w:r>
+      <w:proofErr w:type="spellEnd"/>
     </w:p>
     <w:p>
       <w:pPr>
@@ -42,7 +215,23 @@
           <w:sz w:val="22"/>
           <w:szCs w:val="22"/>
         </w:rPr>
-        <w:t>Çağlar Akman and Kemal Leblebicioğlu</w:t>
+        <w:t xml:space="preserve">Çağlar Akman </w:t>
+      </w:r>
+      <w:proofErr w:type="spellStart"/>
+      <w:r>
+        <w:rPr>
+          <w:sz w:val="22"/>
+          <w:szCs w:val="22"/>
+        </w:rPr>
+        <w:t>and</w:t>
+      </w:r>
+      <w:proofErr w:type="spellEnd"/>
+      <w:r>
+        <w:rPr>
+          <w:sz w:val="22"/>
+          <w:szCs w:val="22"/>
+        </w:rPr>
+        <w:t xml:space="preserve"> Kemal Leblebicioğlu</w:t>
       </w:r>
     </w:p>
     <w:p>
@@ -50,6 +239,7 @@
         <w:spacing w:after="240"/>
         <w:jc w:val="center"/>
       </w:pPr>
+      <w:proofErr w:type="spellStart"/>
       <w:r>
         <w:rPr>
           <w:i/>
@@ -57,30 +247,218 @@
           <w:sz w:val="18"/>
           <w:szCs w:val="18"/>
         </w:rPr>
-        <w:t>Regular Paper submitted to IEEE Transactions on Systems, Man, and Cybernetics: Systems</w:t>
-      </w:r>
+        <w:t>Regular</w:t>
+      </w:r>
+      <w:proofErr w:type="spellEnd"/>
+      <w:r>
+        <w:rPr>
+          <w:i/>
+          <w:iCs/>
+          <w:sz w:val="18"/>
+          <w:szCs w:val="18"/>
+        </w:rPr>
+        <w:t xml:space="preserve"> </w:t>
+      </w:r>
+      <w:proofErr w:type="spellStart"/>
+      <w:r>
+        <w:rPr>
+          <w:i/>
+          <w:iCs/>
+          <w:sz w:val="18"/>
+          <w:szCs w:val="18"/>
+        </w:rPr>
+        <w:t>Paper</w:t>
+      </w:r>
+      <w:proofErr w:type="spellEnd"/>
+      <w:r>
+        <w:rPr>
+          <w:i/>
+          <w:iCs/>
+          <w:sz w:val="18"/>
+          <w:szCs w:val="18"/>
+        </w:rPr>
+        <w:t xml:space="preserve"> </w:t>
+      </w:r>
+      <w:proofErr w:type="spellStart"/>
+      <w:r>
+        <w:rPr>
+          <w:i/>
+          <w:iCs/>
+          <w:sz w:val="18"/>
+          <w:szCs w:val="18"/>
+        </w:rPr>
+        <w:t>submitted</w:t>
+      </w:r>
+      <w:proofErr w:type="spellEnd"/>
+      <w:r>
+        <w:rPr>
+          <w:i/>
+          <w:iCs/>
+          <w:sz w:val="18"/>
+          <w:szCs w:val="18"/>
+        </w:rPr>
+        <w:t xml:space="preserve"> </w:t>
+      </w:r>
+      <w:proofErr w:type="spellStart"/>
+      <w:r>
+        <w:rPr>
+          <w:i/>
+          <w:iCs/>
+          <w:sz w:val="18"/>
+          <w:szCs w:val="18"/>
+        </w:rPr>
+        <w:t>to</w:t>
+      </w:r>
+      <w:proofErr w:type="spellEnd"/>
+      <w:r>
+        <w:rPr>
+          <w:i/>
+          <w:iCs/>
+          <w:sz w:val="18"/>
+          <w:szCs w:val="18"/>
+        </w:rPr>
+        <w:t xml:space="preserve"> IEEE </w:t>
+      </w:r>
+      <w:proofErr w:type="spellStart"/>
+      <w:r>
+        <w:rPr>
+          <w:i/>
+          <w:iCs/>
+          <w:sz w:val="18"/>
+          <w:szCs w:val="18"/>
+        </w:rPr>
+        <w:t>Systems</w:t>
+      </w:r>
+      <w:proofErr w:type="spellEnd"/>
+      <w:r>
+        <w:rPr>
+          <w:i/>
+          <w:iCs/>
+          <w:sz w:val="18"/>
+          <w:szCs w:val="18"/>
+        </w:rPr>
+        <w:t xml:space="preserve"> </w:t>
+      </w:r>
+      <w:proofErr w:type="spellStart"/>
+      <w:r>
+        <w:rPr>
+          <w:i/>
+          <w:iCs/>
+          <w:sz w:val="18"/>
+          <w:szCs w:val="18"/>
+        </w:rPr>
+        <w:t>Journal</w:t>
+      </w:r>
+      <w:proofErr w:type="spellEnd"/>
     </w:p>
     <w:p>
       <w:pPr>
         <w:spacing w:before="260" w:after="100"/>
       </w:pPr>
-      <w:r>
-        <w:rPr>
-          <w:b/>
-          <w:bCs/>
-        </w:rPr>
-        <w:t>Authors and Affiliations</w:t>
-      </w:r>
+      <w:proofErr w:type="spellStart"/>
+      <w:r>
+        <w:rPr>
+          <w:b/>
+          <w:bCs/>
+        </w:rPr>
+        <w:t>Authors</w:t>
+      </w:r>
+      <w:proofErr w:type="spellEnd"/>
+      <w:r>
+        <w:rPr>
+          <w:b/>
+          <w:bCs/>
+        </w:rPr>
+        <w:t xml:space="preserve"> </w:t>
+      </w:r>
+      <w:proofErr w:type="spellStart"/>
+      <w:r>
+        <w:rPr>
+          <w:b/>
+          <w:bCs/>
+        </w:rPr>
+        <w:t>and</w:t>
+      </w:r>
+      <w:proofErr w:type="spellEnd"/>
+      <w:r>
+        <w:rPr>
+          <w:b/>
+          <w:bCs/>
+        </w:rPr>
+        <w:t xml:space="preserve"> </w:t>
+      </w:r>
+      <w:proofErr w:type="spellStart"/>
+      <w:r>
+        <w:rPr>
+          <w:b/>
+          <w:bCs/>
+        </w:rPr>
+        <w:t>Affiliations</w:t>
+      </w:r>
+      <w:proofErr w:type="spellEnd"/>
     </w:p>
     <w:p>
       <w:pPr>
         <w:spacing w:after="120"/>
       </w:pPr>
       <w:r>
-        <w:t xml:space="preserve">Çağlar Akman, Department of Electrical and Electronics Engineering, Middle East Technical University, 06800 Ankara, Türkiye, and HAVELSAN A.Ş., </w:t>
-      </w:r>
-      <w:r>
-        <w:t xml:space="preserve">06510 Ankara, Türkiye. E-mail: caglar.akman@metu.edu.tr. ORCID: </w:t>
+        <w:t xml:space="preserve">Çağlar Akman, </w:t>
+      </w:r>
+      <w:proofErr w:type="spellStart"/>
+      <w:r>
+        <w:t>Department</w:t>
+      </w:r>
+      <w:proofErr w:type="spellEnd"/>
+      <w:r>
+        <w:t xml:space="preserve"> of </w:t>
+      </w:r>
+      <w:proofErr w:type="spellStart"/>
+      <w:r>
+        <w:t>Electrical</w:t>
+      </w:r>
+      <w:proofErr w:type="spellEnd"/>
+      <w:r>
+        <w:t xml:space="preserve"> </w:t>
+      </w:r>
+      <w:proofErr w:type="spellStart"/>
+      <w:r>
+        <w:t>and</w:t>
+      </w:r>
+      <w:proofErr w:type="spellEnd"/>
+      <w:r>
+        <w:t xml:space="preserve"> </w:t>
+      </w:r>
+      <w:proofErr w:type="spellStart"/>
+      <w:r>
+        <w:t>Electronics</w:t>
+      </w:r>
+      <w:proofErr w:type="spellEnd"/>
+      <w:r>
+        <w:t xml:space="preserve"> </w:t>
+      </w:r>
+      <w:proofErr w:type="spellStart"/>
+      <w:r>
+        <w:t>Engineering</w:t>
+      </w:r>
+      <w:proofErr w:type="spellEnd"/>
+      <w:r>
+        <w:t xml:space="preserve">, </w:t>
+      </w:r>
+      <w:proofErr w:type="spellStart"/>
+      <w:r>
+        <w:t>Middle</w:t>
+      </w:r>
+      <w:proofErr w:type="spellEnd"/>
+      <w:r>
+        <w:t xml:space="preserve"> East Technical University, 06800 Ankara, Türkiye, </w:t>
+      </w:r>
+      <w:proofErr w:type="spellStart"/>
+      <w:r>
+        <w:t>and</w:t>
+      </w:r>
+      <w:proofErr w:type="spellEnd"/>
+      <w:r>
+        <w:t xml:space="preserve"> HAVELSAN A.Ş., 06510 Ankara, Türkiye. E-mail: caglarakman@gmail.com. ORCID: </w:t>
       </w:r>
       <w:r>
         <w:t>0000-0003-3428-7073</w:t>
@@ -91,42 +469,178 @@
         <w:spacing w:after="120"/>
       </w:pPr>
       <w:r>
-        <w:t>Kemal Leblebicioğlu, Department of Electrical and Electronics Engineering, Middle East Technical University, 06800 Ankara, Türkiye. E-mail: kleb@metu.edu.tr</w:t>
+        <w:t xml:space="preserve">Kemal Leblebicioğlu, </w:t>
+      </w:r>
+      <w:proofErr w:type="spellStart"/>
+      <w:r>
+        <w:t>Department</w:t>
+      </w:r>
+      <w:proofErr w:type="spellEnd"/>
+      <w:r>
+        <w:t xml:space="preserve"> of </w:t>
+      </w:r>
+      <w:proofErr w:type="spellStart"/>
+      <w:r>
+        <w:t>Electrical</w:t>
+      </w:r>
+      <w:proofErr w:type="spellEnd"/>
+      <w:r>
+        <w:t xml:space="preserve"> </w:t>
+      </w:r>
+      <w:proofErr w:type="spellStart"/>
+      <w:r>
+        <w:t>and</w:t>
+      </w:r>
+      <w:proofErr w:type="spellEnd"/>
+      <w:r>
+        <w:t xml:space="preserve"> </w:t>
+      </w:r>
+      <w:proofErr w:type="spellStart"/>
+      <w:r>
+        <w:t>Electronics</w:t>
+      </w:r>
+      <w:proofErr w:type="spellEnd"/>
+      <w:r>
+        <w:t xml:space="preserve"> </w:t>
+      </w:r>
+      <w:proofErr w:type="spellStart"/>
+      <w:r>
+        <w:t>Engineering</w:t>
+      </w:r>
+      <w:proofErr w:type="spellEnd"/>
+      <w:r>
+        <w:t xml:space="preserve">, </w:t>
+      </w:r>
+      <w:proofErr w:type="spellStart"/>
+      <w:r>
+        <w:t>Middle</w:t>
+      </w:r>
+      <w:proofErr w:type="spellEnd"/>
+      <w:r>
+        <w:t xml:space="preserve"> East Technical University, 06800 Ankara, Türkiye. E-mail: kleb@metu.edu.tr</w:t>
       </w:r>
     </w:p>
     <w:p>
       <w:pPr>
         <w:spacing w:before="260" w:after="100"/>
       </w:pPr>
-      <w:r>
-        <w:rPr>
-          <w:b/>
-          <w:bCs/>
-        </w:rPr>
-        <w:t>Add</w:t>
-      </w:r>
-      <w:r>
-        <w:rPr>
-          <w:b/>
-          <w:bCs/>
-        </w:rPr>
-        <w:t>ress for Correspondence</w:t>
-      </w:r>
+      <w:proofErr w:type="spellStart"/>
+      <w:r>
+        <w:rPr>
+          <w:b/>
+          <w:bCs/>
+        </w:rPr>
+        <w:t>Address</w:t>
+      </w:r>
+      <w:proofErr w:type="spellEnd"/>
+      <w:r>
+        <w:rPr>
+          <w:b/>
+          <w:bCs/>
+        </w:rPr>
+        <w:t xml:space="preserve"> </w:t>
+      </w:r>
+      <w:proofErr w:type="spellStart"/>
+      <w:r>
+        <w:rPr>
+          <w:b/>
+          <w:bCs/>
+        </w:rPr>
+        <w:t>for</w:t>
+      </w:r>
+      <w:proofErr w:type="spellEnd"/>
+      <w:r>
+        <w:rPr>
+          <w:b/>
+          <w:bCs/>
+        </w:rPr>
+        <w:t xml:space="preserve"> </w:t>
+      </w:r>
+      <w:proofErr w:type="spellStart"/>
+      <w:r>
+        <w:rPr>
+          <w:b/>
+          <w:bCs/>
+        </w:rPr>
+        <w:t>Correspondence</w:t>
+      </w:r>
+      <w:proofErr w:type="spellEnd"/>
     </w:p>
     <w:p>
       <w:pPr>
         <w:spacing w:after="120"/>
       </w:pPr>
       <w:r>
-        <w:t>Çağlar Akman (corresponding author)</w:t>
+        <w:t>Çağlar Akman (</w:t>
+      </w:r>
+      <w:proofErr w:type="spellStart"/>
+      <w:r>
+        <w:t>corresponding</w:t>
+      </w:r>
+      <w:proofErr w:type="spellEnd"/>
+      <w:r>
+        <w:t xml:space="preserve"> </w:t>
+      </w:r>
+      <w:proofErr w:type="spellStart"/>
+      <w:r>
+        <w:t>author</w:t>
+      </w:r>
+      <w:proofErr w:type="spellEnd"/>
+      <w:r>
+        <w:t>)</w:t>
       </w:r>
     </w:p>
     <w:p>
       <w:pPr>
         <w:spacing w:after="120"/>
       </w:pPr>
-      <w:r>
-        <w:t>Department of Electrical and Electronics Engineering, Middle East Technical University, Üniversiteler Mahallesi, Dumlupınar Bulvarı No. 1, 06800 Çankaya, Ankara, Türkiye</w:t>
+      <w:proofErr w:type="spellStart"/>
+      <w:r>
+        <w:t>Department</w:t>
+      </w:r>
+      <w:proofErr w:type="spellEnd"/>
+      <w:r>
+        <w:t xml:space="preserve"> of </w:t>
+      </w:r>
+      <w:proofErr w:type="spellStart"/>
+      <w:r>
+        <w:t>Electrical</w:t>
+      </w:r>
+      <w:proofErr w:type="spellEnd"/>
+      <w:r>
+        <w:t xml:space="preserve"> </w:t>
+      </w:r>
+      <w:proofErr w:type="spellStart"/>
+      <w:r>
+        <w:t>and</w:t>
+      </w:r>
+      <w:proofErr w:type="spellEnd"/>
+      <w:r>
+        <w:t xml:space="preserve"> </w:t>
+      </w:r>
+      <w:proofErr w:type="spellStart"/>
+      <w:r>
+        <w:t>Electronics</w:t>
+      </w:r>
+      <w:proofErr w:type="spellEnd"/>
+      <w:r>
+        <w:t xml:space="preserve"> </w:t>
+      </w:r>
+      <w:proofErr w:type="spellStart"/>
+      <w:r>
+        <w:t>Engineering</w:t>
+      </w:r>
+      <w:proofErr w:type="spellEnd"/>
+      <w:r>
+        <w:t xml:space="preserve">, </w:t>
+      </w:r>
+      <w:proofErr w:type="spellStart"/>
+      <w:r>
+        <w:t>Middle</w:t>
+      </w:r>
+      <w:proofErr w:type="spellEnd"/>
+      <w:r>
+        <w:t xml:space="preserve"> East Technical University, Üniversiteler Mahallesi, Dumlupınar Bulvarı No. 1, 06800 Çankaya, Ankara, Türkiye</w:t>
       </w:r>
     </w:p>
     <w:p>
@@ -134,13 +648,7 @@
         <w:spacing w:after="120"/>
       </w:pPr>
       <w:r>
-        <w:t>E-mail: e134113</w:t>
-      </w:r>
-      <w:r>
-        <w:t>@metu.</w:t>
-      </w:r>
-      <w:r>
-        <w:t>edu.tr</w:t>
+        <w:t>E-mail: caglarakman@gmail.com</w:t>
       </w:r>
     </w:p>
     <w:p>
@@ -155,6 +663,7 @@
       <w:pPr>
         <w:spacing w:before="260" w:after="100"/>
       </w:pPr>
+      <w:proofErr w:type="spellStart"/>
       <w:r>
         <w:rPr>
           <w:b/>
@@ -162,68 +671,1040 @@
         </w:rPr>
         <w:t>Acknowledgment</w:t>
       </w:r>
+      <w:proofErr w:type="spellEnd"/>
     </w:p>
     <w:p>
       <w:pPr>
         <w:spacing w:after="120"/>
       </w:pPr>
-      <w:r>
-        <w:t xml:space="preserve">The research </w:t>
-      </w:r>
-      <w:r>
-        <w:t>reported in this article was carried out independently and received no specific grant from any funding agency in the public, commercial, or not-for-profit sectors.</w:t>
+      <w:proofErr w:type="spellStart"/>
+      <w:r>
+        <w:t>The</w:t>
+      </w:r>
+      <w:proofErr w:type="spellEnd"/>
+      <w:r>
+        <w:t xml:space="preserve"> </w:t>
+      </w:r>
+      <w:proofErr w:type="spellStart"/>
+      <w:r>
+        <w:t>research</w:t>
+      </w:r>
+      <w:proofErr w:type="spellEnd"/>
+      <w:r>
+        <w:t xml:space="preserve"> </w:t>
+      </w:r>
+      <w:proofErr w:type="spellStart"/>
+      <w:r>
+        <w:t>reported</w:t>
+      </w:r>
+      <w:proofErr w:type="spellEnd"/>
+      <w:r>
+        <w:t xml:space="preserve"> in </w:t>
+      </w:r>
+      <w:proofErr w:type="spellStart"/>
+      <w:r>
+        <w:t>this</w:t>
+      </w:r>
+      <w:proofErr w:type="spellEnd"/>
+      <w:r>
+        <w:t xml:space="preserve"> </w:t>
+      </w:r>
+      <w:proofErr w:type="spellStart"/>
+      <w:r>
+        <w:t>article</w:t>
+      </w:r>
+      <w:proofErr w:type="spellEnd"/>
+      <w:r>
+        <w:t xml:space="preserve"> </w:t>
+      </w:r>
+      <w:proofErr w:type="spellStart"/>
+      <w:r>
+        <w:t>was</w:t>
+      </w:r>
+      <w:proofErr w:type="spellEnd"/>
+      <w:r>
+        <w:t xml:space="preserve"> </w:t>
+      </w:r>
+      <w:proofErr w:type="spellStart"/>
+      <w:r>
+        <w:t>carried</w:t>
+      </w:r>
+      <w:proofErr w:type="spellEnd"/>
+      <w:r>
+        <w:t xml:space="preserve"> </w:t>
+      </w:r>
+      <w:proofErr w:type="spellStart"/>
+      <w:r>
+        <w:t>out</w:t>
+      </w:r>
+      <w:proofErr w:type="spellEnd"/>
+      <w:r>
+        <w:t xml:space="preserve"> </w:t>
+      </w:r>
+      <w:proofErr w:type="spellStart"/>
+      <w:r>
+        <w:t>independently</w:t>
+      </w:r>
+      <w:proofErr w:type="spellEnd"/>
+      <w:r>
+        <w:t xml:space="preserve"> </w:t>
+      </w:r>
+      <w:proofErr w:type="spellStart"/>
+      <w:r>
+        <w:t>and</w:t>
+      </w:r>
+      <w:proofErr w:type="spellEnd"/>
+      <w:r>
+        <w:t xml:space="preserve"> </w:t>
+      </w:r>
+      <w:proofErr w:type="spellStart"/>
+      <w:r>
+        <w:t>received</w:t>
+      </w:r>
+      <w:proofErr w:type="spellEnd"/>
+      <w:r>
+        <w:t xml:space="preserve"> </w:t>
+      </w:r>
+      <w:proofErr w:type="spellStart"/>
+      <w:r>
+        <w:t>no</w:t>
+      </w:r>
+      <w:proofErr w:type="spellEnd"/>
+      <w:r>
+        <w:t xml:space="preserve"> </w:t>
+      </w:r>
+      <w:proofErr w:type="spellStart"/>
+      <w:r>
+        <w:t>specific</w:t>
+      </w:r>
+      <w:proofErr w:type="spellEnd"/>
+      <w:r>
+        <w:t xml:space="preserve"> </w:t>
+      </w:r>
+      <w:proofErr w:type="spellStart"/>
+      <w:r>
+        <w:t>grant</w:t>
+      </w:r>
+      <w:proofErr w:type="spellEnd"/>
+      <w:r>
+        <w:t xml:space="preserve"> </w:t>
+      </w:r>
+      <w:proofErr w:type="spellStart"/>
+      <w:r>
+        <w:t>from</w:t>
+      </w:r>
+      <w:proofErr w:type="spellEnd"/>
+      <w:r>
+        <w:t xml:space="preserve"> </w:t>
+      </w:r>
+      <w:proofErr w:type="spellStart"/>
+      <w:r>
+        <w:t>any</w:t>
+      </w:r>
+      <w:proofErr w:type="spellEnd"/>
+      <w:r>
+        <w:t xml:space="preserve"> </w:t>
+      </w:r>
+      <w:proofErr w:type="spellStart"/>
+      <w:r>
+        <w:t>funding</w:t>
+      </w:r>
+      <w:proofErr w:type="spellEnd"/>
+      <w:r>
+        <w:t xml:space="preserve"> </w:t>
+      </w:r>
+      <w:proofErr w:type="spellStart"/>
+      <w:r>
+        <w:t>agency</w:t>
+      </w:r>
+      <w:proofErr w:type="spellEnd"/>
+      <w:r>
+        <w:t xml:space="preserve"> in </w:t>
+      </w:r>
+      <w:proofErr w:type="spellStart"/>
+      <w:r>
+        <w:t>the</w:t>
+      </w:r>
+      <w:proofErr w:type="spellEnd"/>
+      <w:r>
+        <w:t xml:space="preserve"> </w:t>
+      </w:r>
+      <w:proofErr w:type="spellStart"/>
+      <w:r>
+        <w:t>public</w:t>
+      </w:r>
+      <w:proofErr w:type="spellEnd"/>
+      <w:r>
+        <w:t xml:space="preserve">, </w:t>
+      </w:r>
+      <w:proofErr w:type="spellStart"/>
+      <w:r>
+        <w:t>commercial</w:t>
+      </w:r>
+      <w:proofErr w:type="spellEnd"/>
+      <w:r>
+        <w:t xml:space="preserve">, </w:t>
+      </w:r>
+      <w:proofErr w:type="spellStart"/>
+      <w:r>
+        <w:t>or</w:t>
+      </w:r>
+      <w:proofErr w:type="spellEnd"/>
+      <w:r>
+        <w:t xml:space="preserve"> not-</w:t>
+      </w:r>
+      <w:proofErr w:type="spellStart"/>
+      <w:r>
+        <w:t>for</w:t>
+      </w:r>
+      <w:proofErr w:type="spellEnd"/>
+      <w:r>
+        <w:t>-</w:t>
+      </w:r>
+      <w:proofErr w:type="spellStart"/>
+      <w:r>
+        <w:t>profit</w:t>
+      </w:r>
+      <w:proofErr w:type="spellEnd"/>
+      <w:r>
+        <w:t xml:space="preserve"> </w:t>
+      </w:r>
+      <w:proofErr w:type="spellStart"/>
+      <w:r>
+        <w:t>sectors</w:t>
+      </w:r>
+      <w:proofErr w:type="spellEnd"/>
+      <w:r>
+        <w:t>.</w:t>
       </w:r>
     </w:p>
     <w:p>
       <w:pPr>
         <w:spacing w:before="260" w:after="100"/>
       </w:pPr>
-      <w:r>
-        <w:rPr>
-          <w:b/>
-          <w:bCs/>
-        </w:rPr>
-        <w:t>Conflict of Interest Statement</w:t>
+      <w:proofErr w:type="spellStart"/>
+      <w:r>
+        <w:rPr>
+          <w:b/>
+          <w:bCs/>
+        </w:rPr>
+        <w:t>Conflict</w:t>
+      </w:r>
+      <w:proofErr w:type="spellEnd"/>
+      <w:r>
+        <w:rPr>
+          <w:b/>
+          <w:bCs/>
+        </w:rPr>
+        <w:t xml:space="preserve"> of </w:t>
+      </w:r>
+      <w:proofErr w:type="spellStart"/>
+      <w:r>
+        <w:rPr>
+          <w:b/>
+          <w:bCs/>
+        </w:rPr>
+        <w:t>Interest</w:t>
+      </w:r>
+      <w:proofErr w:type="spellEnd"/>
+      <w:r>
+        <w:rPr>
+          <w:b/>
+          <w:bCs/>
+        </w:rPr>
+        <w:t xml:space="preserve"> Statement</w:t>
       </w:r>
     </w:p>
     <w:p>
       <w:pPr>
         <w:spacing w:after="120"/>
       </w:pPr>
-      <w:r>
-        <w:t xml:space="preserve">The authors declare no conflict of interest. Çağlar Akman is </w:t>
-      </w:r>
-      <w:r>
-        <w:t>employed by HAVELSAN A.Ş., which had no role in the design of the study, in the collection, analysis, or interpretation of data, in the writing of the article, or in the decision to submit it for publication. No competing financial or non-financial interes</w:t>
-      </w:r>
-      <w:r>
-        <w:t>ts are associated with the work reported here.</w:t>
+      <w:proofErr w:type="spellStart"/>
+      <w:r>
+        <w:t>The</w:t>
+      </w:r>
+      <w:proofErr w:type="spellEnd"/>
+      <w:r>
+        <w:t xml:space="preserve"> </w:t>
+      </w:r>
+      <w:proofErr w:type="spellStart"/>
+      <w:r>
+        <w:t>authors</w:t>
+      </w:r>
+      <w:proofErr w:type="spellEnd"/>
+      <w:r>
+        <w:t xml:space="preserve"> </w:t>
+      </w:r>
+      <w:proofErr w:type="spellStart"/>
+      <w:r>
+        <w:t>declare</w:t>
+      </w:r>
+      <w:proofErr w:type="spellEnd"/>
+      <w:r>
+        <w:t xml:space="preserve"> </w:t>
+      </w:r>
+      <w:proofErr w:type="spellStart"/>
+      <w:r>
+        <w:t>no</w:t>
+      </w:r>
+      <w:proofErr w:type="spellEnd"/>
+      <w:r>
+        <w:t xml:space="preserve"> </w:t>
+      </w:r>
+      <w:proofErr w:type="spellStart"/>
+      <w:r>
+        <w:t>conflict</w:t>
+      </w:r>
+      <w:proofErr w:type="spellEnd"/>
+      <w:r>
+        <w:t xml:space="preserve"> of </w:t>
+      </w:r>
+      <w:proofErr w:type="spellStart"/>
+      <w:r>
+        <w:t>interest</w:t>
+      </w:r>
+      <w:proofErr w:type="spellEnd"/>
+      <w:r>
+        <w:t xml:space="preserve">. Çağlar Akman is </w:t>
+      </w:r>
+      <w:proofErr w:type="spellStart"/>
+      <w:r>
+        <w:t>employed</w:t>
+      </w:r>
+      <w:proofErr w:type="spellEnd"/>
+      <w:r>
+        <w:t xml:space="preserve"> </w:t>
+      </w:r>
+      <w:proofErr w:type="spellStart"/>
+      <w:r>
+        <w:t>by</w:t>
+      </w:r>
+      <w:proofErr w:type="spellEnd"/>
+      <w:r>
+        <w:t xml:space="preserve"> HAVELSAN A.Ş., </w:t>
+      </w:r>
+      <w:proofErr w:type="spellStart"/>
+      <w:r>
+        <w:t>which</w:t>
+      </w:r>
+      <w:proofErr w:type="spellEnd"/>
+      <w:r>
+        <w:t xml:space="preserve"> had </w:t>
+      </w:r>
+      <w:proofErr w:type="spellStart"/>
+      <w:r>
+        <w:t>no</w:t>
+      </w:r>
+      <w:proofErr w:type="spellEnd"/>
+      <w:r>
+        <w:t xml:space="preserve"> role in </w:t>
+      </w:r>
+      <w:proofErr w:type="spellStart"/>
+      <w:r>
+        <w:t>the</w:t>
+      </w:r>
+      <w:proofErr w:type="spellEnd"/>
+      <w:r>
+        <w:t xml:space="preserve"> </w:t>
+      </w:r>
+      <w:proofErr w:type="spellStart"/>
+      <w:r>
+        <w:t>design</w:t>
+      </w:r>
+      <w:proofErr w:type="spellEnd"/>
+      <w:r>
+        <w:t xml:space="preserve"> of </w:t>
+      </w:r>
+      <w:proofErr w:type="spellStart"/>
+      <w:r>
+        <w:t>the</w:t>
+      </w:r>
+      <w:proofErr w:type="spellEnd"/>
+      <w:r>
+        <w:t xml:space="preserve"> </w:t>
+      </w:r>
+      <w:proofErr w:type="spellStart"/>
+      <w:r>
+        <w:t>study</w:t>
+      </w:r>
+      <w:proofErr w:type="spellEnd"/>
+      <w:r>
+        <w:t xml:space="preserve">, in </w:t>
+      </w:r>
+      <w:proofErr w:type="spellStart"/>
+      <w:r>
+        <w:t>the</w:t>
+      </w:r>
+      <w:proofErr w:type="spellEnd"/>
+      <w:r>
+        <w:t xml:space="preserve"> </w:t>
+      </w:r>
+      <w:proofErr w:type="spellStart"/>
+      <w:r>
+        <w:t>collection</w:t>
+      </w:r>
+      <w:proofErr w:type="spellEnd"/>
+      <w:r>
+        <w:t xml:space="preserve">, </w:t>
+      </w:r>
+      <w:proofErr w:type="spellStart"/>
+      <w:r>
+        <w:t>analysis</w:t>
+      </w:r>
+      <w:proofErr w:type="spellEnd"/>
+      <w:r>
+        <w:t xml:space="preserve">, </w:t>
+      </w:r>
+      <w:proofErr w:type="spellStart"/>
+      <w:r>
+        <w:t>or</w:t>
+      </w:r>
+      <w:proofErr w:type="spellEnd"/>
+      <w:r>
+        <w:t xml:space="preserve"> </w:t>
+      </w:r>
+      <w:proofErr w:type="spellStart"/>
+      <w:r>
+        <w:t>interpretation</w:t>
+      </w:r>
+      <w:proofErr w:type="spellEnd"/>
+      <w:r>
+        <w:t xml:space="preserve"> of data, in </w:t>
+      </w:r>
+      <w:proofErr w:type="spellStart"/>
+      <w:r>
+        <w:t>the</w:t>
+      </w:r>
+      <w:proofErr w:type="spellEnd"/>
+      <w:r>
+        <w:t xml:space="preserve"> </w:t>
+      </w:r>
+      <w:proofErr w:type="spellStart"/>
+      <w:r>
+        <w:t>writing</w:t>
+      </w:r>
+      <w:proofErr w:type="spellEnd"/>
+      <w:r>
+        <w:t xml:space="preserve"> of </w:t>
+      </w:r>
+      <w:proofErr w:type="spellStart"/>
+      <w:r>
+        <w:t>the</w:t>
+      </w:r>
+      <w:proofErr w:type="spellEnd"/>
+      <w:r>
+        <w:t xml:space="preserve"> </w:t>
+      </w:r>
+      <w:proofErr w:type="spellStart"/>
+      <w:r>
+        <w:t>article</w:t>
+      </w:r>
+      <w:proofErr w:type="spellEnd"/>
+      <w:r>
+        <w:t xml:space="preserve">, </w:t>
+      </w:r>
+      <w:proofErr w:type="spellStart"/>
+      <w:r>
+        <w:t>or</w:t>
+      </w:r>
+      <w:proofErr w:type="spellEnd"/>
+      <w:r>
+        <w:t xml:space="preserve"> in </w:t>
+      </w:r>
+      <w:proofErr w:type="spellStart"/>
+      <w:r>
+        <w:t>the</w:t>
+      </w:r>
+      <w:proofErr w:type="spellEnd"/>
+      <w:r>
+        <w:t xml:space="preserve"> </w:t>
+      </w:r>
+      <w:proofErr w:type="spellStart"/>
+      <w:r>
+        <w:t>decision</w:t>
+      </w:r>
+      <w:proofErr w:type="spellEnd"/>
+      <w:r>
+        <w:t xml:space="preserve"> </w:t>
+      </w:r>
+      <w:proofErr w:type="spellStart"/>
+      <w:r>
+        <w:t>to</w:t>
+      </w:r>
+      <w:proofErr w:type="spellEnd"/>
+      <w:r>
+        <w:t xml:space="preserve"> </w:t>
+      </w:r>
+      <w:proofErr w:type="spellStart"/>
+      <w:r>
+        <w:t>submit</w:t>
+      </w:r>
+      <w:proofErr w:type="spellEnd"/>
+      <w:r>
+        <w:t xml:space="preserve"> it </w:t>
+      </w:r>
+      <w:proofErr w:type="spellStart"/>
+      <w:r>
+        <w:t>for</w:t>
+      </w:r>
+      <w:proofErr w:type="spellEnd"/>
+      <w:r>
+        <w:t xml:space="preserve"> </w:t>
+      </w:r>
+      <w:proofErr w:type="spellStart"/>
+      <w:r>
+        <w:t>publication</w:t>
+      </w:r>
+      <w:proofErr w:type="spellEnd"/>
+      <w:r>
+        <w:t xml:space="preserve">. No </w:t>
+      </w:r>
+      <w:proofErr w:type="spellStart"/>
+      <w:r>
+        <w:t>competing</w:t>
+      </w:r>
+      <w:proofErr w:type="spellEnd"/>
+      <w:r>
+        <w:t xml:space="preserve"> </w:t>
+      </w:r>
+      <w:proofErr w:type="spellStart"/>
+      <w:r>
+        <w:t>financial</w:t>
+      </w:r>
+      <w:proofErr w:type="spellEnd"/>
+      <w:r>
+        <w:t xml:space="preserve"> </w:t>
+      </w:r>
+      <w:proofErr w:type="spellStart"/>
+      <w:r>
+        <w:t>or</w:t>
+      </w:r>
+      <w:proofErr w:type="spellEnd"/>
+      <w:r>
+        <w:t xml:space="preserve"> </w:t>
+      </w:r>
+      <w:proofErr w:type="spellStart"/>
+      <w:r>
+        <w:t>non-financial</w:t>
+      </w:r>
+      <w:proofErr w:type="spellEnd"/>
+      <w:r>
+        <w:t xml:space="preserve"> </w:t>
+      </w:r>
+      <w:proofErr w:type="spellStart"/>
+      <w:r>
+        <w:t>interests</w:t>
+      </w:r>
+      <w:proofErr w:type="spellEnd"/>
+      <w:r>
+        <w:t xml:space="preserve"> </w:t>
+      </w:r>
+      <w:proofErr w:type="spellStart"/>
+      <w:r>
+        <w:t>are</w:t>
+      </w:r>
+      <w:proofErr w:type="spellEnd"/>
+      <w:r>
+        <w:t xml:space="preserve"> </w:t>
+      </w:r>
+      <w:proofErr w:type="spellStart"/>
+      <w:r>
+        <w:t>associated</w:t>
+      </w:r>
+      <w:proofErr w:type="spellEnd"/>
+      <w:r>
+        <w:t xml:space="preserve"> </w:t>
+      </w:r>
+      <w:proofErr w:type="spellStart"/>
+      <w:r>
+        <w:t>with</w:t>
+      </w:r>
+      <w:proofErr w:type="spellEnd"/>
+      <w:r>
+        <w:t xml:space="preserve"> </w:t>
+      </w:r>
+      <w:proofErr w:type="spellStart"/>
+      <w:r>
+        <w:t>the</w:t>
+      </w:r>
+      <w:proofErr w:type="spellEnd"/>
+      <w:r>
+        <w:t xml:space="preserve"> </w:t>
+      </w:r>
+      <w:proofErr w:type="spellStart"/>
+      <w:r>
+        <w:t>work</w:t>
+      </w:r>
+      <w:proofErr w:type="spellEnd"/>
+      <w:r>
+        <w:t xml:space="preserve"> </w:t>
+      </w:r>
+      <w:proofErr w:type="spellStart"/>
+      <w:r>
+        <w:t>reported</w:t>
+      </w:r>
+      <w:proofErr w:type="spellEnd"/>
+      <w:r>
+        <w:t xml:space="preserve"> here.</w:t>
       </w:r>
     </w:p>
     <w:p>
       <w:pPr>
         <w:spacing w:before="260" w:after="100"/>
       </w:pPr>
-      <w:r>
-        <w:rPr>
-          <w:b/>
-          <w:bCs/>
-        </w:rPr>
-        <w:t>Additional Statements</w:t>
-      </w:r>
+      <w:proofErr w:type="spellStart"/>
+      <w:r>
+        <w:rPr>
+          <w:b/>
+          <w:bCs/>
+        </w:rPr>
+        <w:t>Additional</w:t>
+      </w:r>
+      <w:proofErr w:type="spellEnd"/>
+      <w:r>
+        <w:rPr>
+          <w:b/>
+          <w:bCs/>
+        </w:rPr>
+        <w:t xml:space="preserve"> </w:t>
+      </w:r>
+      <w:proofErr w:type="spellStart"/>
+      <w:r>
+        <w:rPr>
+          <w:b/>
+          <w:bCs/>
+        </w:rPr>
+        <w:t>Statements</w:t>
+      </w:r>
+      <w:proofErr w:type="spellEnd"/>
     </w:p>
     <w:p>
       <w:pPr>
         <w:spacing w:after="120"/>
       </w:pPr>
-      <w:r>
-        <w:t>This article is original, has not been published previously, and is not under consideration for publication elsewhere. Part of the material derives from the doctoral research of Çağlar Ak</w:t>
-      </w:r>
-      <w:r>
-        <w:t>man at Middle East Technical University. All authors have read and approved the submitted version and agree to be accountable for the work. The study involves no human participants, animal subjects, or personal data, so no ethical approval was required. Th</w:t>
-      </w:r>
-      <w:r>
-        <w:t>e manuscript itself is prepared for double-anonymous review and contains no author identifying information.</w:t>
+      <w:proofErr w:type="spellStart"/>
+      <w:r>
+        <w:t>This</w:t>
+      </w:r>
+      <w:proofErr w:type="spellEnd"/>
+      <w:r>
+        <w:t xml:space="preserve"> </w:t>
+      </w:r>
+      <w:proofErr w:type="spellStart"/>
+      <w:r>
+        <w:t>article</w:t>
+      </w:r>
+      <w:proofErr w:type="spellEnd"/>
+      <w:r>
+        <w:t xml:space="preserve"> is </w:t>
+      </w:r>
+      <w:proofErr w:type="spellStart"/>
+      <w:r>
+        <w:t>original</w:t>
+      </w:r>
+      <w:proofErr w:type="spellEnd"/>
+      <w:r>
+        <w:t xml:space="preserve">, has not </w:t>
+      </w:r>
+      <w:proofErr w:type="spellStart"/>
+      <w:r>
+        <w:t>been</w:t>
+      </w:r>
+      <w:proofErr w:type="spellEnd"/>
+      <w:r>
+        <w:t xml:space="preserve"> </w:t>
+      </w:r>
+      <w:proofErr w:type="spellStart"/>
+      <w:r>
+        <w:t>published</w:t>
+      </w:r>
+      <w:proofErr w:type="spellEnd"/>
+      <w:r>
+        <w:t xml:space="preserve"> </w:t>
+      </w:r>
+      <w:proofErr w:type="spellStart"/>
+      <w:r>
+        <w:t>previously</w:t>
+      </w:r>
+      <w:proofErr w:type="spellEnd"/>
+      <w:r>
+        <w:t xml:space="preserve">, </w:t>
+      </w:r>
+      <w:proofErr w:type="spellStart"/>
+      <w:r>
+        <w:t>and</w:t>
+      </w:r>
+      <w:proofErr w:type="spellEnd"/>
+      <w:r>
+        <w:t xml:space="preserve"> is not </w:t>
+      </w:r>
+      <w:proofErr w:type="spellStart"/>
+      <w:r>
+        <w:t>under</w:t>
+      </w:r>
+      <w:proofErr w:type="spellEnd"/>
+      <w:r>
+        <w:t xml:space="preserve"> </w:t>
+      </w:r>
+      <w:proofErr w:type="spellStart"/>
+      <w:r>
+        <w:t>consideration</w:t>
+      </w:r>
+      <w:proofErr w:type="spellEnd"/>
+      <w:r>
+        <w:t xml:space="preserve"> </w:t>
+      </w:r>
+      <w:proofErr w:type="spellStart"/>
+      <w:r>
+        <w:t>for</w:t>
+      </w:r>
+      <w:proofErr w:type="spellEnd"/>
+      <w:r>
+        <w:t xml:space="preserve"> </w:t>
+      </w:r>
+      <w:proofErr w:type="spellStart"/>
+      <w:r>
+        <w:t>publication</w:t>
+      </w:r>
+      <w:proofErr w:type="spellEnd"/>
+      <w:r>
+        <w:t xml:space="preserve"> </w:t>
+      </w:r>
+      <w:proofErr w:type="spellStart"/>
+      <w:r>
+        <w:t>elsewhere</w:t>
+      </w:r>
+      <w:proofErr w:type="spellEnd"/>
+      <w:r>
+        <w:t xml:space="preserve">. </w:t>
+      </w:r>
+      <w:proofErr w:type="spellStart"/>
+      <w:r>
+        <w:t>Part</w:t>
+      </w:r>
+      <w:proofErr w:type="spellEnd"/>
+      <w:r>
+        <w:t xml:space="preserve"> of </w:t>
+      </w:r>
+      <w:proofErr w:type="spellStart"/>
+      <w:r>
+        <w:t>the</w:t>
+      </w:r>
+      <w:proofErr w:type="spellEnd"/>
+      <w:r>
+        <w:t xml:space="preserve"> </w:t>
+      </w:r>
+      <w:proofErr w:type="spellStart"/>
+      <w:r>
+        <w:t>material</w:t>
+      </w:r>
+      <w:proofErr w:type="spellEnd"/>
+      <w:r>
+        <w:t xml:space="preserve"> </w:t>
+      </w:r>
+      <w:proofErr w:type="spellStart"/>
+      <w:r>
+        <w:t>derives</w:t>
+      </w:r>
+      <w:proofErr w:type="spellEnd"/>
+      <w:r>
+        <w:t xml:space="preserve"> </w:t>
+      </w:r>
+      <w:proofErr w:type="spellStart"/>
+      <w:r>
+        <w:t>from</w:t>
+      </w:r>
+      <w:proofErr w:type="spellEnd"/>
+      <w:r>
+        <w:t xml:space="preserve"> </w:t>
+      </w:r>
+      <w:proofErr w:type="spellStart"/>
+      <w:r>
+        <w:t>the</w:t>
+      </w:r>
+      <w:proofErr w:type="spellEnd"/>
+      <w:r>
+        <w:t xml:space="preserve"> </w:t>
+      </w:r>
+      <w:proofErr w:type="spellStart"/>
+      <w:r>
+        <w:t>doctoral</w:t>
+      </w:r>
+      <w:proofErr w:type="spellEnd"/>
+      <w:r>
+        <w:t xml:space="preserve"> </w:t>
+      </w:r>
+      <w:proofErr w:type="spellStart"/>
+      <w:r>
+        <w:t>research</w:t>
+      </w:r>
+      <w:proofErr w:type="spellEnd"/>
+      <w:r>
+        <w:t xml:space="preserve"> of Çağlar Akman at </w:t>
+      </w:r>
+      <w:proofErr w:type="spellStart"/>
+      <w:r>
+        <w:t>Middle</w:t>
+      </w:r>
+      <w:proofErr w:type="spellEnd"/>
+      <w:r>
+        <w:t xml:space="preserve"> East Technical University. </w:t>
+      </w:r>
+      <w:proofErr w:type="spellStart"/>
+      <w:r>
+        <w:t>All</w:t>
+      </w:r>
+      <w:proofErr w:type="spellEnd"/>
+      <w:r>
+        <w:t xml:space="preserve"> </w:t>
+      </w:r>
+      <w:proofErr w:type="spellStart"/>
+      <w:r>
+        <w:t>authors</w:t>
+      </w:r>
+      <w:proofErr w:type="spellEnd"/>
+      <w:r>
+        <w:t xml:space="preserve"> </w:t>
+      </w:r>
+      <w:proofErr w:type="spellStart"/>
+      <w:r>
+        <w:t>have</w:t>
+      </w:r>
+      <w:proofErr w:type="spellEnd"/>
+      <w:r>
+        <w:t xml:space="preserve"> </w:t>
+      </w:r>
+      <w:proofErr w:type="spellStart"/>
+      <w:r>
+        <w:t>read</w:t>
+      </w:r>
+      <w:proofErr w:type="spellEnd"/>
+      <w:r>
+        <w:t xml:space="preserve"> </w:t>
+      </w:r>
+      <w:proofErr w:type="spellStart"/>
+      <w:r>
+        <w:t>and</w:t>
+      </w:r>
+      <w:proofErr w:type="spellEnd"/>
+      <w:r>
+        <w:t xml:space="preserve"> </w:t>
+      </w:r>
+      <w:proofErr w:type="spellStart"/>
+      <w:r>
+        <w:t>approved</w:t>
+      </w:r>
+      <w:proofErr w:type="spellEnd"/>
+      <w:r>
+        <w:t xml:space="preserve"> </w:t>
+      </w:r>
+      <w:proofErr w:type="spellStart"/>
+      <w:r>
+        <w:t>the</w:t>
+      </w:r>
+      <w:proofErr w:type="spellEnd"/>
+      <w:r>
+        <w:t xml:space="preserve"> </w:t>
+      </w:r>
+      <w:proofErr w:type="spellStart"/>
+      <w:r>
+        <w:t>submitted</w:t>
+      </w:r>
+      <w:proofErr w:type="spellEnd"/>
+      <w:r>
+        <w:t xml:space="preserve"> </w:t>
+      </w:r>
+      <w:proofErr w:type="spellStart"/>
+      <w:r>
+        <w:t>version</w:t>
+      </w:r>
+      <w:proofErr w:type="spellEnd"/>
+      <w:r>
+        <w:t xml:space="preserve"> </w:t>
+      </w:r>
+      <w:proofErr w:type="spellStart"/>
+      <w:r>
+        <w:t>and</w:t>
+      </w:r>
+      <w:proofErr w:type="spellEnd"/>
+      <w:r>
+        <w:t xml:space="preserve"> </w:t>
+      </w:r>
+      <w:proofErr w:type="spellStart"/>
+      <w:r>
+        <w:t>agree</w:t>
+      </w:r>
+      <w:proofErr w:type="spellEnd"/>
+      <w:r>
+        <w:t xml:space="preserve"> </w:t>
+      </w:r>
+      <w:proofErr w:type="spellStart"/>
+      <w:r>
+        <w:t>to</w:t>
+      </w:r>
+      <w:proofErr w:type="spellEnd"/>
+      <w:r>
+        <w:t xml:space="preserve"> be </w:t>
+      </w:r>
+      <w:proofErr w:type="spellStart"/>
+      <w:r>
+        <w:t>accountable</w:t>
+      </w:r>
+      <w:proofErr w:type="spellEnd"/>
+      <w:r>
+        <w:t xml:space="preserve"> </w:t>
+      </w:r>
+      <w:proofErr w:type="spellStart"/>
+      <w:r>
+        <w:t>for</w:t>
+      </w:r>
+      <w:proofErr w:type="spellEnd"/>
+      <w:r>
+        <w:t xml:space="preserve"> </w:t>
+      </w:r>
+      <w:proofErr w:type="spellStart"/>
+      <w:r>
+        <w:t>the</w:t>
+      </w:r>
+      <w:proofErr w:type="spellEnd"/>
+      <w:r>
+        <w:t xml:space="preserve"> </w:t>
+      </w:r>
+      <w:proofErr w:type="spellStart"/>
+      <w:r>
+        <w:t>work</w:t>
+      </w:r>
+      <w:proofErr w:type="spellEnd"/>
+      <w:r>
+        <w:t xml:space="preserve">. </w:t>
+      </w:r>
+      <w:proofErr w:type="spellStart"/>
+      <w:r>
+        <w:t>The</w:t>
+      </w:r>
+      <w:proofErr w:type="spellEnd"/>
+      <w:r>
+        <w:t xml:space="preserve"> </w:t>
+      </w:r>
+      <w:proofErr w:type="spellStart"/>
+      <w:r>
+        <w:t>study</w:t>
+      </w:r>
+      <w:proofErr w:type="spellEnd"/>
+      <w:r>
+        <w:t xml:space="preserve"> </w:t>
+      </w:r>
+      <w:proofErr w:type="spellStart"/>
+      <w:r>
+        <w:t>involves</w:t>
+      </w:r>
+      <w:proofErr w:type="spellEnd"/>
+      <w:r>
+        <w:t xml:space="preserve"> </w:t>
+      </w:r>
+      <w:proofErr w:type="spellStart"/>
+      <w:r>
+        <w:t>no</w:t>
+      </w:r>
+      <w:proofErr w:type="spellEnd"/>
+      <w:r>
+        <w:t xml:space="preserve"> </w:t>
+      </w:r>
+      <w:proofErr w:type="spellStart"/>
+      <w:r>
+        <w:t>human</w:t>
+      </w:r>
+      <w:proofErr w:type="spellEnd"/>
+      <w:r>
+        <w:t xml:space="preserve"> </w:t>
+      </w:r>
+      <w:proofErr w:type="spellStart"/>
+      <w:r>
+        <w:t>participants</w:t>
+      </w:r>
+      <w:proofErr w:type="spellEnd"/>
+      <w:r>
+        <w:t xml:space="preserve">, </w:t>
+      </w:r>
+      <w:proofErr w:type="spellStart"/>
+      <w:r>
+        <w:t>animal</w:t>
+      </w:r>
+      <w:proofErr w:type="spellEnd"/>
+      <w:r>
+        <w:t xml:space="preserve"> </w:t>
+      </w:r>
+      <w:proofErr w:type="spellStart"/>
+      <w:r>
+        <w:t>subjects</w:t>
+      </w:r>
+      <w:proofErr w:type="spellEnd"/>
+      <w:r>
+        <w:t xml:space="preserve">, </w:t>
+      </w:r>
+      <w:proofErr w:type="spellStart"/>
+      <w:r>
+        <w:t>or</w:t>
+      </w:r>
+      <w:proofErr w:type="spellEnd"/>
+      <w:r>
+        <w:t xml:space="preserve"> </w:t>
+      </w:r>
+      <w:proofErr w:type="spellStart"/>
+      <w:r>
+        <w:t>personal</w:t>
+      </w:r>
+      <w:proofErr w:type="spellEnd"/>
+      <w:r>
+        <w:t xml:space="preserve"> data, </w:t>
+      </w:r>
+      <w:proofErr w:type="spellStart"/>
+      <w:r>
+        <w:t>so</w:t>
+      </w:r>
+      <w:proofErr w:type="spellEnd"/>
+      <w:r>
+        <w:t xml:space="preserve"> </w:t>
+      </w:r>
+      <w:proofErr w:type="spellStart"/>
+      <w:r>
+        <w:t>no</w:t>
+      </w:r>
+      <w:proofErr w:type="spellEnd"/>
+      <w:r>
+        <w:t xml:space="preserve"> </w:t>
+      </w:r>
+      <w:proofErr w:type="spellStart"/>
+      <w:r>
+        <w:t>ethical</w:t>
+      </w:r>
+      <w:proofErr w:type="spellEnd"/>
+      <w:r>
+        <w:t xml:space="preserve"> </w:t>
+      </w:r>
+      <w:proofErr w:type="spellStart"/>
+      <w:r>
+        <w:t>approval</w:t>
+      </w:r>
+      <w:proofErr w:type="spellEnd"/>
+      <w:r>
+        <w:t xml:space="preserve"> </w:t>
+      </w:r>
+      <w:proofErr w:type="spellStart"/>
+      <w:r>
+        <w:t>was</w:t>
+      </w:r>
+      <w:proofErr w:type="spellEnd"/>
+      <w:r>
+        <w:t xml:space="preserve"> </w:t>
+      </w:r>
+      <w:proofErr w:type="spellStart"/>
+      <w:r>
+        <w:t>required</w:t>
+      </w:r>
+      <w:proofErr w:type="spellEnd"/>
+      <w:r>
+        <w:t>.</w:t>
       </w:r>
     </w:p>
     <w:sectPr>

--- a/02_Article/ieee_systems/DisasterAware_TitlePage.docx
+++ b/02_Article/ieee_systems/DisasterAware_TitlePage.docx
@@ -402,66 +402,15 @@
         <w:spacing w:after="120"/>
       </w:pPr>
       <w:r>
-        <w:t xml:space="preserve">Çağlar Akman, </w:t>
-      </w:r>
-      <w:proofErr w:type="spellStart"/>
-      <w:r>
-        <w:t>Department</w:t>
-      </w:r>
-      <w:proofErr w:type="spellEnd"/>
-      <w:r>
-        <w:t xml:space="preserve"> of </w:t>
-      </w:r>
-      <w:proofErr w:type="spellStart"/>
-      <w:r>
-        <w:t>Electrical</w:t>
-      </w:r>
-      <w:proofErr w:type="spellEnd"/>
-      <w:r>
-        <w:t xml:space="preserve"> </w:t>
-      </w:r>
-      <w:proofErr w:type="spellStart"/>
-      <w:r>
-        <w:t>and</w:t>
-      </w:r>
-      <w:proofErr w:type="spellEnd"/>
-      <w:r>
-        <w:t xml:space="preserve"> </w:t>
-      </w:r>
-      <w:proofErr w:type="spellStart"/>
-      <w:r>
-        <w:t>Electronics</w:t>
-      </w:r>
-      <w:proofErr w:type="spellEnd"/>
-      <w:r>
-        <w:t xml:space="preserve"> </w:t>
-      </w:r>
-      <w:proofErr w:type="spellStart"/>
-      <w:r>
-        <w:t>Engineering</w:t>
-      </w:r>
-      <w:proofErr w:type="spellEnd"/>
-      <w:r>
-        <w:t xml:space="preserve">, </w:t>
-      </w:r>
-      <w:proofErr w:type="spellStart"/>
-      <w:r>
-        <w:t>Middle</w:t>
-      </w:r>
-      <w:proofErr w:type="spellEnd"/>
-      <w:r>
-        <w:t xml:space="preserve"> East Technical University, 06800 Ankara, Türkiye, </w:t>
-      </w:r>
-      <w:proofErr w:type="spellStart"/>
-      <w:r>
-        <w:t>and</w:t>
-      </w:r>
-      <w:proofErr w:type="spellEnd"/>
-      <w:r>
-        <w:t xml:space="preserve"> HAVELSAN A.Ş., 06510 Ankara, Türkiye. E-mail: caglarakman@gmail.com. ORCID: </w:t>
-      </w:r>
-      <w:r>
-        <w:t>0000-0003-3428-7073</w:t>
+        <w:t xml:space="preserve">Çağlar Akman, Department of Electrical and Electronics Engineering, Middle East Technical University, 06800 Ankara, Türkiye</w:t>
+      </w:r>
+      <w:del w:id="920003" w:author="Claude" w:date="2026-10-29T18:30:00Z">
+        <w:r>
+          <w:delText xml:space="preserve">, and HAVELSAN A.Ş., 06510 Ankara, Türkiye</w:delText>
+        </w:r>
+      </w:del>
+      <w:r>
+        <w:t xml:space="preserve">. E-mail: caglarakman@gmail.com. ORCID: 0000-0003-3428-7073</w:t>
       </w:r>
     </w:p>
     <w:p>
@@ -919,333 +868,16 @@
       <w:pPr>
         <w:spacing w:after="120"/>
       </w:pPr>
-      <w:proofErr w:type="spellStart"/>
-      <w:r>
-        <w:t>The</w:t>
-      </w:r>
-      <w:proofErr w:type="spellEnd"/>
-      <w:r>
-        <w:t xml:space="preserve"> </w:t>
-      </w:r>
-      <w:proofErr w:type="spellStart"/>
-      <w:r>
-        <w:t>authors</w:t>
-      </w:r>
-      <w:proofErr w:type="spellEnd"/>
-      <w:r>
-        <w:t xml:space="preserve"> </w:t>
-      </w:r>
-      <w:proofErr w:type="spellStart"/>
-      <w:r>
-        <w:t>declare</w:t>
-      </w:r>
-      <w:proofErr w:type="spellEnd"/>
-      <w:r>
-        <w:t xml:space="preserve"> </w:t>
-      </w:r>
-      <w:proofErr w:type="spellStart"/>
-      <w:r>
-        <w:t>no</w:t>
-      </w:r>
-      <w:proofErr w:type="spellEnd"/>
-      <w:r>
-        <w:t xml:space="preserve"> </w:t>
-      </w:r>
-      <w:proofErr w:type="spellStart"/>
-      <w:r>
-        <w:t>conflict</w:t>
-      </w:r>
-      <w:proofErr w:type="spellEnd"/>
-      <w:r>
-        <w:t xml:space="preserve"> of </w:t>
-      </w:r>
-      <w:proofErr w:type="spellStart"/>
-      <w:r>
-        <w:t>interest</w:t>
-      </w:r>
-      <w:proofErr w:type="spellEnd"/>
-      <w:r>
-        <w:t xml:space="preserve">. Çağlar Akman is </w:t>
-      </w:r>
-      <w:proofErr w:type="spellStart"/>
-      <w:r>
-        <w:t>employed</w:t>
-      </w:r>
-      <w:proofErr w:type="spellEnd"/>
-      <w:r>
-        <w:t xml:space="preserve"> </w:t>
-      </w:r>
-      <w:proofErr w:type="spellStart"/>
-      <w:r>
-        <w:t>by</w:t>
-      </w:r>
-      <w:proofErr w:type="spellEnd"/>
-      <w:r>
-        <w:t xml:space="preserve"> HAVELSAN A.Ş., </w:t>
-      </w:r>
-      <w:proofErr w:type="spellStart"/>
-      <w:r>
-        <w:t>which</w:t>
-      </w:r>
-      <w:proofErr w:type="spellEnd"/>
-      <w:r>
-        <w:t xml:space="preserve"> had </w:t>
-      </w:r>
-      <w:proofErr w:type="spellStart"/>
-      <w:r>
-        <w:t>no</w:t>
-      </w:r>
-      <w:proofErr w:type="spellEnd"/>
-      <w:r>
-        <w:t xml:space="preserve"> role in </w:t>
-      </w:r>
-      <w:proofErr w:type="spellStart"/>
-      <w:r>
-        <w:t>the</w:t>
-      </w:r>
-      <w:proofErr w:type="spellEnd"/>
-      <w:r>
-        <w:t xml:space="preserve"> </w:t>
-      </w:r>
-      <w:proofErr w:type="spellStart"/>
-      <w:r>
-        <w:t>design</w:t>
-      </w:r>
-      <w:proofErr w:type="spellEnd"/>
-      <w:r>
-        <w:t xml:space="preserve"> of </w:t>
-      </w:r>
-      <w:proofErr w:type="spellStart"/>
-      <w:r>
-        <w:t>the</w:t>
-      </w:r>
-      <w:proofErr w:type="spellEnd"/>
-      <w:r>
-        <w:t xml:space="preserve"> </w:t>
-      </w:r>
-      <w:proofErr w:type="spellStart"/>
-      <w:r>
-        <w:t>study</w:t>
-      </w:r>
-      <w:proofErr w:type="spellEnd"/>
-      <w:r>
-        <w:t xml:space="preserve">, in </w:t>
-      </w:r>
-      <w:proofErr w:type="spellStart"/>
-      <w:r>
-        <w:t>the</w:t>
-      </w:r>
-      <w:proofErr w:type="spellEnd"/>
-      <w:r>
-        <w:t xml:space="preserve"> </w:t>
-      </w:r>
-      <w:proofErr w:type="spellStart"/>
-      <w:r>
-        <w:t>collection</w:t>
-      </w:r>
-      <w:proofErr w:type="spellEnd"/>
-      <w:r>
-        <w:t xml:space="preserve">, </w:t>
-      </w:r>
-      <w:proofErr w:type="spellStart"/>
-      <w:r>
-        <w:t>analysis</w:t>
-      </w:r>
-      <w:proofErr w:type="spellEnd"/>
-      <w:r>
-        <w:t xml:space="preserve">, </w:t>
-      </w:r>
-      <w:proofErr w:type="spellStart"/>
-      <w:r>
-        <w:t>or</w:t>
-      </w:r>
-      <w:proofErr w:type="spellEnd"/>
-      <w:r>
-        <w:t xml:space="preserve"> </w:t>
-      </w:r>
-      <w:proofErr w:type="spellStart"/>
-      <w:r>
-        <w:t>interpretation</w:t>
-      </w:r>
-      <w:proofErr w:type="spellEnd"/>
-      <w:r>
-        <w:t xml:space="preserve"> of data, in </w:t>
-      </w:r>
-      <w:proofErr w:type="spellStart"/>
-      <w:r>
-        <w:t>the</w:t>
-      </w:r>
-      <w:proofErr w:type="spellEnd"/>
-      <w:r>
-        <w:t xml:space="preserve"> </w:t>
-      </w:r>
-      <w:proofErr w:type="spellStart"/>
-      <w:r>
-        <w:t>writing</w:t>
-      </w:r>
-      <w:proofErr w:type="spellEnd"/>
-      <w:r>
-        <w:t xml:space="preserve"> of </w:t>
-      </w:r>
-      <w:proofErr w:type="spellStart"/>
-      <w:r>
-        <w:t>the</w:t>
-      </w:r>
-      <w:proofErr w:type="spellEnd"/>
-      <w:r>
-        <w:t xml:space="preserve"> </w:t>
-      </w:r>
-      <w:proofErr w:type="spellStart"/>
-      <w:r>
-        <w:t>article</w:t>
-      </w:r>
-      <w:proofErr w:type="spellEnd"/>
-      <w:r>
-        <w:t xml:space="preserve">, </w:t>
-      </w:r>
-      <w:proofErr w:type="spellStart"/>
-      <w:r>
-        <w:t>or</w:t>
-      </w:r>
-      <w:proofErr w:type="spellEnd"/>
-      <w:r>
-        <w:t xml:space="preserve"> in </w:t>
-      </w:r>
-      <w:proofErr w:type="spellStart"/>
-      <w:r>
-        <w:t>the</w:t>
-      </w:r>
-      <w:proofErr w:type="spellEnd"/>
-      <w:r>
-        <w:t xml:space="preserve"> </w:t>
-      </w:r>
-      <w:proofErr w:type="spellStart"/>
-      <w:r>
-        <w:t>decision</w:t>
-      </w:r>
-      <w:proofErr w:type="spellEnd"/>
-      <w:r>
-        <w:t xml:space="preserve"> </w:t>
-      </w:r>
-      <w:proofErr w:type="spellStart"/>
-      <w:r>
-        <w:t>to</w:t>
-      </w:r>
-      <w:proofErr w:type="spellEnd"/>
-      <w:r>
-        <w:t xml:space="preserve"> </w:t>
-      </w:r>
-      <w:proofErr w:type="spellStart"/>
-      <w:r>
-        <w:t>submit</w:t>
-      </w:r>
-      <w:proofErr w:type="spellEnd"/>
-      <w:r>
-        <w:t xml:space="preserve"> it </w:t>
-      </w:r>
-      <w:proofErr w:type="spellStart"/>
-      <w:r>
-        <w:t>for</w:t>
-      </w:r>
-      <w:proofErr w:type="spellEnd"/>
-      <w:r>
-        <w:t xml:space="preserve"> </w:t>
-      </w:r>
-      <w:proofErr w:type="spellStart"/>
-      <w:r>
-        <w:t>publication</w:t>
-      </w:r>
-      <w:proofErr w:type="spellEnd"/>
-      <w:r>
-        <w:t xml:space="preserve">. No </w:t>
-      </w:r>
-      <w:proofErr w:type="spellStart"/>
-      <w:r>
-        <w:t>competing</w:t>
-      </w:r>
-      <w:proofErr w:type="spellEnd"/>
-      <w:r>
-        <w:t xml:space="preserve"> </w:t>
-      </w:r>
-      <w:proofErr w:type="spellStart"/>
-      <w:r>
-        <w:t>financial</w:t>
-      </w:r>
-      <w:proofErr w:type="spellEnd"/>
-      <w:r>
-        <w:t xml:space="preserve"> </w:t>
-      </w:r>
-      <w:proofErr w:type="spellStart"/>
-      <w:r>
-        <w:t>or</w:t>
-      </w:r>
-      <w:proofErr w:type="spellEnd"/>
-      <w:r>
-        <w:t xml:space="preserve"> </w:t>
-      </w:r>
-      <w:proofErr w:type="spellStart"/>
-      <w:r>
-        <w:t>non-financial</w:t>
-      </w:r>
-      <w:proofErr w:type="spellEnd"/>
-      <w:r>
-        <w:t xml:space="preserve"> </w:t>
-      </w:r>
-      <w:proofErr w:type="spellStart"/>
-      <w:r>
-        <w:t>interests</w:t>
-      </w:r>
-      <w:proofErr w:type="spellEnd"/>
-      <w:r>
-        <w:t xml:space="preserve"> </w:t>
-      </w:r>
-      <w:proofErr w:type="spellStart"/>
-      <w:r>
-        <w:t>are</w:t>
-      </w:r>
-      <w:proofErr w:type="spellEnd"/>
-      <w:r>
-        <w:t xml:space="preserve"> </w:t>
-      </w:r>
-      <w:proofErr w:type="spellStart"/>
-      <w:r>
-        <w:t>associated</w:t>
-      </w:r>
-      <w:proofErr w:type="spellEnd"/>
-      <w:r>
-        <w:t xml:space="preserve"> </w:t>
-      </w:r>
-      <w:proofErr w:type="spellStart"/>
-      <w:r>
-        <w:t>with</w:t>
-      </w:r>
-      <w:proofErr w:type="spellEnd"/>
-      <w:r>
-        <w:t xml:space="preserve"> </w:t>
-      </w:r>
-      <w:proofErr w:type="spellStart"/>
-      <w:r>
-        <w:t>the</w:t>
-      </w:r>
-      <w:proofErr w:type="spellEnd"/>
-      <w:r>
-        <w:t xml:space="preserve"> </w:t>
-      </w:r>
-      <w:proofErr w:type="spellStart"/>
-      <w:r>
-        <w:t>work</w:t>
-      </w:r>
-      <w:proofErr w:type="spellEnd"/>
-      <w:r>
-        <w:t xml:space="preserve"> </w:t>
-      </w:r>
-      <w:proofErr w:type="spellStart"/>
-      <w:r>
-        <w:t>reported</w:t>
-      </w:r>
-      <w:proofErr w:type="spellEnd"/>
-      <w:r>
-        <w:t xml:space="preserve"> here.</w:t>
+      <w:r>
+        <w:t xml:space="preserve">The authors declare no conflict of interest.</w:t>
+      </w:r>
+      <w:del w:id="920004" w:author="Claude" w:date="2026-10-29T18:30:00Z">
+        <w:r>
+          <w:delText xml:space="preserve"> Çağlar Akman is employed by HAVELSAN A.Ş., which had no role in the design of the study, in the collection, analysis, or interpretation of data, in the writing of the article, or in the decision to submit it for publication.</w:delText>
+        </w:r>
+      </w:del>
+      <w:r>
+        <w:t xml:space="preserve"> No competing financial or non-financial interests are associated with the work reported here.</w:t>
       </w:r>
     </w:p>
     <w:p>

--- a/02_Article/ieee_systems/DisasterAware_TitlePage.docx
+++ b/02_Article/ieee_systems/DisasterAware_TitlePage.docx
@@ -37,29 +37,7 @@
           <w:szCs w:val="28"/>
           <w:lang w:val="en-US"/>
         </w:rPr>
-        <w:t xml:space="preserve">A Decision Support Architecture </w:t>
-      </w:r>
-      <w:proofErr w:type="gramStart"/>
-      <w:r>
-        <w:rPr>
-          <w:b/>
-          <w:bCs/>
-          <w:sz w:val="28"/>
-          <w:szCs w:val="28"/>
-          <w:lang w:val="en-US"/>
-        </w:rPr>
-        <w:t>With</w:t>
-      </w:r>
-      <w:proofErr w:type="gramEnd"/>
-      <w:r>
-        <w:rPr>
-          <w:b/>
-          <w:bCs/>
-          <w:sz w:val="28"/>
-          <w:szCs w:val="28"/>
-          <w:lang w:val="en-US"/>
-        </w:rPr>
-        <w:t xml:space="preserve"> a Verified Open Decision Space for Wildfire Response</w:t>
+        <w:t xml:space="preserve">A Decision Support Architecture With a Gated Open Decision Space for Wildfire Response</w:t>
       </w:r>
     </w:p>
     <w:p>
